--- a/ОРСАПР_ТЕХНИЧЕСКОЕ_ЗАДАНИЕ.docx
+++ b/ОРСАПР_ТЕХНИЧЕСКОЕ_ЗАДАНИЕ.docx
@@ -1,6 +1,6 @@
 
 <file path=word/document.xml><?xml version="1.0" encoding="utf-8"?>
-<w:document xmlns:wpc="http://schemas.microsoft.com/office/word/2010/wordprocessingCanvas" xmlns:cx="http://schemas.microsoft.com/office/drawing/2014/chartex" xmlns:cx1="http://schemas.microsoft.com/office/drawing/2015/9/8/chartex" xmlns:cx2="http://schemas.microsoft.com/office/drawing/2015/10/21/chartex" xmlns:cx3="http://schemas.microsoft.com/office/drawing/2016/5/9/chartex" xmlns:cx4="http://schemas.microsoft.com/office/drawing/2016/5/10/chartex" xmlns:cx5="http://schemas.microsoft.com/office/drawing/2016/5/11/chartex" xmlns:cx6="http://schemas.microsoft.com/office/drawing/2016/5/12/chartex" xmlns:cx7="http://schemas.microsoft.com/office/drawing/2016/5/13/chartex" xmlns:cx8="http://schemas.microsoft.com/office/drawing/2016/5/14/chartex" xmlns:mc="http://schemas.openxmlformats.org/markup-compatibility/2006" xmlns:aink="http://schemas.microsoft.com/office/drawing/2016/ink" xmlns:am3d="http://schemas.microsoft.com/office/drawing/2017/model3d" xmlns:o="urn:schemas-microsoft-com:office:office" xmlns:r="http://schemas.openxmlformats.org/officeDocument/2006/relationships" xmlns:m="http://schemas.openxmlformats.org/officeDocument/2006/math" xmlns:v="urn:schemas-microsoft-com:vml" xmlns:wp14="http://schemas.microsoft.com/office/word/2010/wordprocessingDrawing" xmlns:wp="http://schemas.openxmlformats.org/drawingml/2006/wordprocessingDrawing" xmlns:w10="urn:schemas-microsoft-com:office:word" xmlns:w="http://schemas.openxmlformats.org/wordprocessingml/2006/main" xmlns:w14="http://schemas.microsoft.com/office/word/2010/wordml" xmlns:w15="http://schemas.microsoft.com/office/word/2012/wordml" xmlns:w16cex="http://schemas.microsoft.com/office/word/2018/wordml/cex" xmlns:w16cid="http://schemas.microsoft.com/office/word/2016/wordml/cid" xmlns:w16="http://schemas.microsoft.com/office/word/2018/wordml" xmlns:w16se="http://schemas.microsoft.com/office/word/2015/wordml/symex" xmlns:wpg="http://schemas.microsoft.com/office/word/2010/wordprocessingGroup" xmlns:wpi="http://schemas.microsoft.com/office/word/2010/wordprocessingInk" xmlns:wne="http://schemas.microsoft.com/office/word/2006/wordml" xmlns:wps="http://schemas.microsoft.com/office/word/2010/wordprocessingShape" mc:Ignorable="w14 w15 w16se w16cid w16 w16cex wp14">
+<w:document xmlns:wpc="http://schemas.microsoft.com/office/word/2010/wordprocessingCanvas" xmlns:cx="http://schemas.microsoft.com/office/drawing/2014/chartex" xmlns:cx1="http://schemas.microsoft.com/office/drawing/2015/9/8/chartex" xmlns:cx2="http://schemas.microsoft.com/office/drawing/2015/10/21/chartex" xmlns:cx3="http://schemas.microsoft.com/office/drawing/2016/5/9/chartex" xmlns:cx4="http://schemas.microsoft.com/office/drawing/2016/5/10/chartex" xmlns:cx5="http://schemas.microsoft.com/office/drawing/2016/5/11/chartex" xmlns:cx6="http://schemas.microsoft.com/office/drawing/2016/5/12/chartex" xmlns:cx7="http://schemas.microsoft.com/office/drawing/2016/5/13/chartex" xmlns:cx8="http://schemas.microsoft.com/office/drawing/2016/5/14/chartex" xmlns:mc="http://schemas.openxmlformats.org/markup-compatibility/2006" xmlns:aink="http://schemas.microsoft.com/office/drawing/2016/ink" xmlns:am3d="http://schemas.microsoft.com/office/drawing/2017/model3d" xmlns:o="urn:schemas-microsoft-com:office:office" xmlns:oel="http://schemas.microsoft.com/office/2019/extlst" xmlns:r="http://schemas.openxmlformats.org/officeDocument/2006/relationships" xmlns:m="http://schemas.openxmlformats.org/officeDocument/2006/math" xmlns:v="urn:schemas-microsoft-com:vml" xmlns:wp14="http://schemas.microsoft.com/office/word/2010/wordprocessingDrawing" xmlns:wp="http://schemas.openxmlformats.org/drawingml/2006/wordprocessingDrawing" xmlns:w10="urn:schemas-microsoft-com:office:word" xmlns:w="http://schemas.openxmlformats.org/wordprocessingml/2006/main" xmlns:w14="http://schemas.microsoft.com/office/word/2010/wordml" xmlns:w15="http://schemas.microsoft.com/office/word/2012/wordml" xmlns:w16cex="http://schemas.microsoft.com/office/word/2018/wordml/cex" xmlns:w16cid="http://schemas.microsoft.com/office/word/2016/wordml/cid" xmlns:w16="http://schemas.microsoft.com/office/word/2018/wordml" xmlns:w16du="http://schemas.microsoft.com/office/word/2023/wordml/word16du" xmlns:w16sdtdh="http://schemas.microsoft.com/office/word/2020/wordml/sdtdatahash" xmlns:w16sdtfl="http://schemas.microsoft.com/office/word/2024/wordml/sdtformatlock" xmlns:w16se="http://schemas.microsoft.com/office/word/2015/wordml/symex" xmlns:wpg="http://schemas.microsoft.com/office/word/2010/wordprocessingGroup" xmlns:wpi="http://schemas.microsoft.com/office/word/2010/wordprocessingInk" xmlns:wne="http://schemas.microsoft.com/office/word/2006/wordml" xmlns:wps="http://schemas.microsoft.com/office/word/2010/wordprocessingShape" mc:Ignorable="w14 w15 w16se w16cid w16 w16cex w16sdtdh w16sdtfl w16du wp14">
   <w:body>
     <w:p>
       <w:pPr>
@@ -1352,7 +1352,7 @@
                     <pic:cNvPicPr/>
                   </pic:nvPicPr>
                   <pic:blipFill>
-                    <a:blip r:embed="rId5"/>
+                    <a:blip r:embed="rId7"/>
                     <a:stretch>
                       <a:fillRect/>
                     </a:stretch>
@@ -1877,11 +1877,9 @@
       <w:r>
         <w:t xml:space="preserve">Пользовательские интерфейсы </w:t>
       </w:r>
-      <w:proofErr w:type="gramStart"/>
-      <w:r>
-        <w:t>для всех подсистем</w:t>
-      </w:r>
-      <w:proofErr w:type="gramEnd"/>
+      <w:r>
+        <w:t>для всех подсистем,</w:t>
+      </w:r>
       <w:r>
         <w:t xml:space="preserve"> разработанных в рамках создания системы должны быть выполнены в виде </w:t>
       </w:r>
@@ -1899,15 +1897,7 @@
       </w:r>
       <w:proofErr w:type="spellEnd"/>
       <w:r>
-        <w:t xml:space="preserve">, WPF или аналогичных им, позволяющих создавать пользовательские интерфейсы для ОС </w:t>
-      </w:r>
-      <w:proofErr w:type="spellStart"/>
-      <w:r>
-        <w:t>Windows</w:t>
-      </w:r>
-      <w:proofErr w:type="spellEnd"/>
-      <w:r>
-        <w:t xml:space="preserve"> 10 и выше.</w:t>
+        <w:t>, WPF или аналогичных им, позволяющих создавать пользовательские интерфейсы для ОС Windows 10 и выше.</w:t>
       </w:r>
     </w:p>
     <w:p>
@@ -2165,15 +2155,7 @@
     </w:p>
     <w:p>
       <w:r>
-        <w:t xml:space="preserve">Помимо этого, разработанная система должна работать на ПК с ОС </w:t>
-      </w:r>
-      <w:proofErr w:type="spellStart"/>
-      <w:r>
-        <w:t>Windows</w:t>
-      </w:r>
-      <w:proofErr w:type="spellEnd"/>
-      <w:r>
-        <w:t xml:space="preserve"> версии 10 и старше и разрядностью х64 с </w:t>
+        <w:t xml:space="preserve">Помимо этого, разработанная система должна работать на ПК с ОС Windows версии 10 и старше и разрядностью х64 с </w:t>
       </w:r>
       <w:r>
         <w:t>.</w:t>
@@ -2246,15 +2228,7 @@
         </w:numPr>
       </w:pPr>
       <w:r>
-        <w:t xml:space="preserve">графический процессор с объемом памяти 1 ГБ, пропускной способностью 29 ГБ/с и поддержкой </w:t>
-      </w:r>
-      <w:proofErr w:type="spellStart"/>
-      <w:r>
-        <w:t>DirectX</w:t>
-      </w:r>
-      <w:proofErr w:type="spellEnd"/>
-      <w:r>
-        <w:t xml:space="preserve"> 11.</w:t>
+        <w:t>графический процессор с объемом памяти 1 ГБ, пропускной способностью 29 ГБ/с и поддержкой DirectX 11.</w:t>
       </w:r>
     </w:p>
     <w:p>
@@ -2319,8 +2293,8 @@
           <w:color w:val="000000"/>
         </w:rPr>
         <w:sectPr>
-          <w:headerReference w:type="default" r:id="rId6"/>
-          <w:footerReference w:type="first" r:id="rId7"/>
+          <w:headerReference w:type="default" r:id="rId8"/>
+          <w:footerReference w:type="first" r:id="rId9"/>
           <w:pgSz w:w="11906" w:h="16838"/>
           <w:pgMar w:top="1134" w:right="850" w:bottom="1134" w:left="1700" w:header="708" w:footer="708" w:gutter="0"/>
           <w:pgNumType w:start="1"/>
@@ -2810,15 +2784,7 @@
               <w:jc w:val="left"/>
             </w:pPr>
             <w:r>
-              <w:t xml:space="preserve">RSDN </w:t>
-            </w:r>
-            <w:proofErr w:type="spellStart"/>
-            <w:r>
-              <w:t>Magazine</w:t>
-            </w:r>
-            <w:proofErr w:type="spellEnd"/>
-            <w:r>
-              <w:t xml:space="preserve"> #1-2004</w:t>
+              <w:t>RSDN Magazine #1-2004</w:t>
             </w:r>
           </w:p>
         </w:tc>
@@ -3235,21 +3201,7 @@
               <w:rPr>
                 <w:color w:val="000000"/>
               </w:rPr>
-              <w:t xml:space="preserve">RSDN </w:t>
-            </w:r>
-            <w:proofErr w:type="spellStart"/>
-            <w:r>
-              <w:rPr>
-                <w:color w:val="000000"/>
-              </w:rPr>
-              <w:t>Magazine</w:t>
-            </w:r>
-            <w:proofErr w:type="spellEnd"/>
-            <w:r>
-              <w:rPr>
-                <w:color w:val="000000"/>
-              </w:rPr>
-              <w:t xml:space="preserve"> #1-2004</w:t>
+              <w:t>RSDN Magazine #1-2004</w:t>
             </w:r>
           </w:p>
           <w:p>
@@ -3297,8 +3249,6 @@
               </w:rPr>
               <w:t>6</w:t>
             </w:r>
-            <w:bookmarkStart w:id="16" w:name="_GoBack"/>
-            <w:bookmarkEnd w:id="16"/>
             <w:r>
               <w:t xml:space="preserve"> года</w:t>
             </w:r>
@@ -3579,8 +3529,8 @@
           <w:numId w:val="5"/>
         </w:numPr>
       </w:pPr>
-      <w:bookmarkStart w:id="17" w:name="_heading=h.1ksv4uv" w:colFirst="0" w:colLast="0"/>
-      <w:bookmarkEnd w:id="17"/>
+      <w:bookmarkStart w:id="16" w:name="_heading=h.1ksv4uv" w:colFirst="0" w:colLast="0"/>
+      <w:bookmarkEnd w:id="16"/>
       <w:r>
         <w:lastRenderedPageBreak/>
         <w:t>ПОРЯДОК РАЗРАБОТКИ АВТОМАТИЗИРОВАННОЙ СИСТЕМЫ</w:t>
@@ -3595,8 +3545,8 @@
           <w:numId w:val="5"/>
         </w:numPr>
       </w:pPr>
-      <w:bookmarkStart w:id="18" w:name="_heading=h.44sinio" w:colFirst="0" w:colLast="0"/>
-      <w:bookmarkEnd w:id="18"/>
+      <w:bookmarkStart w:id="17" w:name="_heading=h.44sinio" w:colFirst="0" w:colLast="0"/>
+      <w:bookmarkEnd w:id="17"/>
       <w:r>
         <w:t>Порядок организации разработки АС</w:t>
       </w:r>
@@ -3615,8 +3565,8 @@
           <w:numId w:val="5"/>
         </w:numPr>
       </w:pPr>
-      <w:bookmarkStart w:id="19" w:name="_heading=h.2jxsxqh" w:colFirst="0" w:colLast="0"/>
-      <w:bookmarkEnd w:id="19"/>
+      <w:bookmarkStart w:id="18" w:name="_heading=h.2jxsxqh" w:colFirst="0" w:colLast="0"/>
+      <w:bookmarkEnd w:id="18"/>
       <w:r>
         <w:t>Перечень документов и исходных данных для разработки АС</w:t>
       </w:r>
@@ -3691,8 +3641,8 @@
           <w:numId w:val="5"/>
         </w:numPr>
       </w:pPr>
-      <w:bookmarkStart w:id="20" w:name="_heading=h.z337ya" w:colFirst="0" w:colLast="0"/>
-      <w:bookmarkEnd w:id="20"/>
+      <w:bookmarkStart w:id="19" w:name="_heading=h.z337ya" w:colFirst="0" w:colLast="0"/>
+      <w:bookmarkEnd w:id="19"/>
       <w:r>
         <w:t>Перечень документов, предъявляемых по окончании соответствующих этапов работ</w:t>
       </w:r>
@@ -3820,8 +3770,8 @@
           <w:numId w:val="5"/>
         </w:numPr>
       </w:pPr>
-      <w:bookmarkStart w:id="21" w:name="_heading=h.3j2qqm3" w:colFirst="0" w:colLast="0"/>
-      <w:bookmarkEnd w:id="21"/>
+      <w:bookmarkStart w:id="20" w:name="_heading=h.3j2qqm3" w:colFirst="0" w:colLast="0"/>
+      <w:bookmarkEnd w:id="20"/>
       <w:r>
         <w:lastRenderedPageBreak/>
         <w:t>ПОРЯДОК КОНТРОЛЯ И ПРИЕМКИ АВТОМАТИЗИРОВАННОЙ СИСТЕМЫ</w:t>
@@ -3836,8 +3786,8 @@
           <w:numId w:val="5"/>
         </w:numPr>
       </w:pPr>
-      <w:bookmarkStart w:id="22" w:name="_heading=h.1y810tw" w:colFirst="0" w:colLast="0"/>
-      <w:bookmarkEnd w:id="22"/>
+      <w:bookmarkStart w:id="21" w:name="_heading=h.1y810tw" w:colFirst="0" w:colLast="0"/>
+      <w:bookmarkEnd w:id="21"/>
       <w:r>
         <w:t>Виды, состав и методы испытаний АС и ее составных частей</w:t>
       </w:r>
@@ -4009,8 +3959,8 @@
           <w:numId w:val="5"/>
         </w:numPr>
       </w:pPr>
-      <w:bookmarkStart w:id="23" w:name="_heading=h.4i7ojhp" w:colFirst="0" w:colLast="0"/>
-      <w:bookmarkEnd w:id="23"/>
+      <w:bookmarkStart w:id="22" w:name="_heading=h.4i7ojhp" w:colFirst="0" w:colLast="0"/>
+      <w:bookmarkEnd w:id="22"/>
       <w:r>
         <w:t>Общие требования к приёмке работ по стадиям</w:t>
       </w:r>
@@ -4043,8 +3993,8 @@
           <w:numId w:val="5"/>
         </w:numPr>
       </w:pPr>
-      <w:bookmarkStart w:id="24" w:name="_heading=h.2xcytpi" w:colFirst="0" w:colLast="0"/>
-      <w:bookmarkEnd w:id="24"/>
+      <w:bookmarkStart w:id="23" w:name="_heading=h.2xcytpi" w:colFirst="0" w:colLast="0"/>
+      <w:bookmarkEnd w:id="23"/>
       <w:r>
         <w:lastRenderedPageBreak/>
         <w:t>ТРЕБОВАНИЯ К ДОКУМЕНТИРОВАНИЮ</w:t>
@@ -4065,8 +4015,8 @@
           <w:numId w:val="5"/>
         </w:numPr>
       </w:pPr>
-      <w:bookmarkStart w:id="25" w:name="_heading=h.1ci93xb" w:colFirst="0" w:colLast="0"/>
-      <w:bookmarkEnd w:id="25"/>
+      <w:bookmarkStart w:id="24" w:name="_heading=h.1ci93xb" w:colFirst="0" w:colLast="0"/>
+      <w:bookmarkEnd w:id="24"/>
       <w:r>
         <w:t>Перечень подлежащих разработке документов</w:t>
       </w:r>
@@ -4086,8 +4036,8 @@
           <w:numId w:val="5"/>
         </w:numPr>
       </w:pPr>
-      <w:bookmarkStart w:id="26" w:name="_heading=h.3whwml4" w:colFirst="0" w:colLast="0"/>
-      <w:bookmarkEnd w:id="26"/>
+      <w:bookmarkStart w:id="25" w:name="_heading=h.3whwml4" w:colFirst="0" w:colLast="0"/>
+      <w:bookmarkEnd w:id="25"/>
       <w:r>
         <w:t>Вид представления и количество документов</w:t>
       </w:r>
@@ -4189,8 +4139,8 @@
         </w:numPr>
         <w:ind w:left="709" w:firstLine="0"/>
       </w:pPr>
-      <w:bookmarkStart w:id="27" w:name="_heading=h.2bn6wsx" w:colFirst="0" w:colLast="0"/>
-      <w:bookmarkEnd w:id="27"/>
+      <w:bookmarkStart w:id="26" w:name="_heading=h.2bn6wsx" w:colFirst="0" w:colLast="0"/>
+      <w:bookmarkEnd w:id="26"/>
       <w:r>
         <w:t>Требования по использованию ЕСКД и ЕСПД при разработке документов</w:t>
       </w:r>
@@ -4247,35 +4197,7 @@
         <w:rPr>
           <w:color w:val="000000"/>
         </w:rPr>
-        <w:t xml:space="preserve">шрифт – </w:t>
-      </w:r>
-      <w:proofErr w:type="spellStart"/>
-      <w:r>
-        <w:rPr>
-          <w:color w:val="000000"/>
-        </w:rPr>
-        <w:t>Times</w:t>
-      </w:r>
-      <w:proofErr w:type="spellEnd"/>
-      <w:r>
-        <w:rPr>
-          <w:color w:val="000000"/>
-        </w:rPr>
-        <w:t xml:space="preserve"> </w:t>
-      </w:r>
-      <w:proofErr w:type="spellStart"/>
-      <w:r>
-        <w:rPr>
-          <w:color w:val="000000"/>
-        </w:rPr>
-        <w:t>New</w:t>
-      </w:r>
-      <w:proofErr w:type="spellEnd"/>
-      <w:r>
-        <w:rPr>
-          <w:color w:val="000000"/>
-        </w:rPr>
-        <w:t xml:space="preserve"> </w:t>
+        <w:t xml:space="preserve">шрифт – Times New </w:t>
       </w:r>
       <w:proofErr w:type="spellStart"/>
       <w:r>
@@ -4411,8 +4333,8 @@
           <w:numId w:val="5"/>
         </w:numPr>
       </w:pPr>
-      <w:bookmarkStart w:id="28" w:name="_heading=h.qsh70q" w:colFirst="0" w:colLast="0"/>
-      <w:bookmarkEnd w:id="28"/>
+      <w:bookmarkStart w:id="27" w:name="_heading=h.qsh70q" w:colFirst="0" w:colLast="0"/>
+      <w:bookmarkEnd w:id="27"/>
       <w:r>
         <w:lastRenderedPageBreak/>
         <w:t>ИСТОЧНИКИ РАЗРАБОТКИ</w:t>
@@ -4433,15 +4355,7 @@
         <w:ind w:left="0" w:firstLine="705"/>
       </w:pPr>
       <w:r>
-        <w:t xml:space="preserve">Новые технологии в </w:t>
-      </w:r>
-      <w:proofErr w:type="gramStart"/>
-      <w:r>
-        <w:t>программировании :</w:t>
-      </w:r>
-      <w:proofErr w:type="gramEnd"/>
-      <w:r>
-        <w:t xml:space="preserve"> учебное пособие / А. А. </w:t>
+        <w:t xml:space="preserve">Новые технологии в программировании : учебное пособие / А. А. </w:t>
       </w:r>
       <w:proofErr w:type="spellStart"/>
       <w:r>
@@ -4529,31 +4443,7 @@
         <w:ind w:left="0" w:firstLine="705"/>
       </w:pPr>
       <w:r>
-        <w:t>Введение в UML от создателей языка [Текст</w:t>
-      </w:r>
-      <w:proofErr w:type="gramStart"/>
-      <w:r>
-        <w:t>] :</w:t>
-      </w:r>
-      <w:proofErr w:type="gramEnd"/>
-      <w:r>
-        <w:t xml:space="preserve"> руководство пользователя / Г. Буч, Д. </w:t>
-      </w:r>
-      <w:proofErr w:type="spellStart"/>
-      <w:r>
-        <w:t>Рамбо</w:t>
-      </w:r>
-      <w:proofErr w:type="spellEnd"/>
-      <w:r>
-        <w:t xml:space="preserve">, И. Якобсон. - 2-е изд. - </w:t>
-      </w:r>
-      <w:proofErr w:type="gramStart"/>
-      <w:r>
-        <w:t>М. :</w:t>
-      </w:r>
-      <w:proofErr w:type="gramEnd"/>
-      <w:r>
-        <w:t xml:space="preserve"> ДМК Пресс, 2012. - 494 </w:t>
+        <w:t xml:space="preserve">Введение в UML от создателей языка [Текст] : руководство пользователя / Г. Буч, Д. Рамбо, И. Якобсон. - 2-е изд. - М. : ДМК Пресс, 2012. - 494 </w:t>
       </w:r>
       <w:proofErr w:type="gramStart"/>
       <w:r>
@@ -4588,13 +4478,8 @@
         <w:t>Спб</w:t>
       </w:r>
       <w:proofErr w:type="spellEnd"/>
-      <w:proofErr w:type="gramStart"/>
-      <w:r>
-        <w:t>.:«</w:t>
-      </w:r>
-      <w:proofErr w:type="gramEnd"/>
-      <w:r>
-        <w:t>Питер», 2004. – 560с.</w:t>
+      <w:r>
+        <w:t>.:«Питер», 2004. – 560с.</w:t>
       </w:r>
     </w:p>
     <w:p/>
@@ -4608,8 +4493,33 @@
 </w:document>
 </file>
 
+<file path=word/endnotes.xml><?xml version="1.0" encoding="utf-8"?>
+<w:endnotes xmlns:wpc="http://schemas.microsoft.com/office/word/2010/wordprocessingCanvas" xmlns:cx="http://schemas.microsoft.com/office/drawing/2014/chartex" xmlns:cx1="http://schemas.microsoft.com/office/drawing/2015/9/8/chartex" xmlns:cx2="http://schemas.microsoft.com/office/drawing/2015/10/21/chartex" xmlns:cx3="http://schemas.microsoft.com/office/drawing/2016/5/9/chartex" xmlns:cx4="http://schemas.microsoft.com/office/drawing/2016/5/10/chartex" xmlns:cx5="http://schemas.microsoft.com/office/drawing/2016/5/11/chartex" xmlns:cx6="http://schemas.microsoft.com/office/drawing/2016/5/12/chartex" xmlns:cx7="http://schemas.microsoft.com/office/drawing/2016/5/13/chartex" xmlns:cx8="http://schemas.microsoft.com/office/drawing/2016/5/14/chartex" xmlns:mc="http://schemas.openxmlformats.org/markup-compatibility/2006" xmlns:aink="http://schemas.microsoft.com/office/drawing/2016/ink" xmlns:am3d="http://schemas.microsoft.com/office/drawing/2017/model3d" xmlns:o="urn:schemas-microsoft-com:office:office" xmlns:oel="http://schemas.microsoft.com/office/2019/extlst" xmlns:r="http://schemas.openxmlformats.org/officeDocument/2006/relationships" xmlns:m="http://schemas.openxmlformats.org/officeDocument/2006/math" xmlns:v="urn:schemas-microsoft-com:vml" xmlns:wp14="http://schemas.microsoft.com/office/word/2010/wordprocessingDrawing" xmlns:wp="http://schemas.openxmlformats.org/drawingml/2006/wordprocessingDrawing" xmlns:w10="urn:schemas-microsoft-com:office:word" xmlns:w="http://schemas.openxmlformats.org/wordprocessingml/2006/main" xmlns:w14="http://schemas.microsoft.com/office/word/2010/wordml" xmlns:w15="http://schemas.microsoft.com/office/word/2012/wordml" xmlns:w16cex="http://schemas.microsoft.com/office/word/2018/wordml/cex" xmlns:w16cid="http://schemas.microsoft.com/office/word/2016/wordml/cid" xmlns:w16="http://schemas.microsoft.com/office/word/2018/wordml" xmlns:w16du="http://schemas.microsoft.com/office/word/2023/wordml/word16du" xmlns:w16sdtdh="http://schemas.microsoft.com/office/word/2020/wordml/sdtdatahash" xmlns:w16sdtfl="http://schemas.microsoft.com/office/word/2024/wordml/sdtformatlock" xmlns:w16se="http://schemas.microsoft.com/office/word/2015/wordml/symex" xmlns:wpg="http://schemas.microsoft.com/office/word/2010/wordprocessingGroup" xmlns:wpi="http://schemas.microsoft.com/office/word/2010/wordprocessingInk" xmlns:wne="http://schemas.microsoft.com/office/word/2006/wordml" xmlns:wps="http://schemas.microsoft.com/office/word/2010/wordprocessingShape" mc:Ignorable="w14 w15 w16se w16cid w16 w16cex w16sdtdh w16sdtfl w16du wp14">
+  <w:endnote w:type="separator" w:id="-1">
+    <w:p>
+      <w:pPr>
+        <w:spacing w:line="240" w:lineRule="auto"/>
+      </w:pPr>
+      <w:r>
+        <w:separator/>
+      </w:r>
+    </w:p>
+  </w:endnote>
+  <w:endnote w:type="continuationSeparator" w:id="0">
+    <w:p>
+      <w:pPr>
+        <w:spacing w:line="240" w:lineRule="auto"/>
+      </w:pPr>
+      <w:r>
+        <w:continuationSeparator/>
+      </w:r>
+    </w:p>
+  </w:endnote>
+</w:endnotes>
+</file>
+
 <file path=word/footer1.xml><?xml version="1.0" encoding="utf-8"?>
-<w:ftr xmlns:wpc="http://schemas.microsoft.com/office/word/2010/wordprocessingCanvas" xmlns:cx="http://schemas.microsoft.com/office/drawing/2014/chartex" xmlns:cx1="http://schemas.microsoft.com/office/drawing/2015/9/8/chartex" xmlns:cx2="http://schemas.microsoft.com/office/drawing/2015/10/21/chartex" xmlns:cx3="http://schemas.microsoft.com/office/drawing/2016/5/9/chartex" xmlns:cx4="http://schemas.microsoft.com/office/drawing/2016/5/10/chartex" xmlns:cx5="http://schemas.microsoft.com/office/drawing/2016/5/11/chartex" xmlns:cx6="http://schemas.microsoft.com/office/drawing/2016/5/12/chartex" xmlns:cx7="http://schemas.microsoft.com/office/drawing/2016/5/13/chartex" xmlns:cx8="http://schemas.microsoft.com/office/drawing/2016/5/14/chartex" xmlns:mc="http://schemas.openxmlformats.org/markup-compatibility/2006" xmlns:aink="http://schemas.microsoft.com/office/drawing/2016/ink" xmlns:am3d="http://schemas.microsoft.com/office/drawing/2017/model3d" xmlns:o="urn:schemas-microsoft-com:office:office" xmlns:r="http://schemas.openxmlformats.org/officeDocument/2006/relationships" xmlns:m="http://schemas.openxmlformats.org/officeDocument/2006/math" xmlns:v="urn:schemas-microsoft-com:vml" xmlns:wp14="http://schemas.microsoft.com/office/word/2010/wordprocessingDrawing" xmlns:wp="http://schemas.openxmlformats.org/drawingml/2006/wordprocessingDrawing" xmlns:w10="urn:schemas-microsoft-com:office:word" xmlns:w="http://schemas.openxmlformats.org/wordprocessingml/2006/main" xmlns:w14="http://schemas.microsoft.com/office/word/2010/wordml" xmlns:w15="http://schemas.microsoft.com/office/word/2012/wordml" xmlns:w16cex="http://schemas.microsoft.com/office/word/2018/wordml/cex" xmlns:w16cid="http://schemas.microsoft.com/office/word/2016/wordml/cid" xmlns:w16="http://schemas.microsoft.com/office/word/2018/wordml" xmlns:w16se="http://schemas.microsoft.com/office/word/2015/wordml/symex" xmlns:wpg="http://schemas.microsoft.com/office/word/2010/wordprocessingGroup" xmlns:wpi="http://schemas.microsoft.com/office/word/2010/wordprocessingInk" xmlns:wne="http://schemas.microsoft.com/office/word/2006/wordml" xmlns:wps="http://schemas.microsoft.com/office/word/2010/wordprocessingShape" mc:Ignorable="w14 w15 w16se w16cid w16 w16cex wp14">
+<w:ftr xmlns:wpc="http://schemas.microsoft.com/office/word/2010/wordprocessingCanvas" xmlns:cx="http://schemas.microsoft.com/office/drawing/2014/chartex" xmlns:cx1="http://schemas.microsoft.com/office/drawing/2015/9/8/chartex" xmlns:cx2="http://schemas.microsoft.com/office/drawing/2015/10/21/chartex" xmlns:cx3="http://schemas.microsoft.com/office/drawing/2016/5/9/chartex" xmlns:cx4="http://schemas.microsoft.com/office/drawing/2016/5/10/chartex" xmlns:cx5="http://schemas.microsoft.com/office/drawing/2016/5/11/chartex" xmlns:cx6="http://schemas.microsoft.com/office/drawing/2016/5/12/chartex" xmlns:cx7="http://schemas.microsoft.com/office/drawing/2016/5/13/chartex" xmlns:cx8="http://schemas.microsoft.com/office/drawing/2016/5/14/chartex" xmlns:mc="http://schemas.openxmlformats.org/markup-compatibility/2006" xmlns:aink="http://schemas.microsoft.com/office/drawing/2016/ink" xmlns:am3d="http://schemas.microsoft.com/office/drawing/2017/model3d" xmlns:o="urn:schemas-microsoft-com:office:office" xmlns:oel="http://schemas.microsoft.com/office/2019/extlst" xmlns:r="http://schemas.openxmlformats.org/officeDocument/2006/relationships" xmlns:m="http://schemas.openxmlformats.org/officeDocument/2006/math" xmlns:v="urn:schemas-microsoft-com:vml" xmlns:wp14="http://schemas.microsoft.com/office/word/2010/wordprocessingDrawing" xmlns:wp="http://schemas.openxmlformats.org/drawingml/2006/wordprocessingDrawing" xmlns:w10="urn:schemas-microsoft-com:office:word" xmlns:w="http://schemas.openxmlformats.org/wordprocessingml/2006/main" xmlns:w14="http://schemas.microsoft.com/office/word/2010/wordml" xmlns:w15="http://schemas.microsoft.com/office/word/2012/wordml" xmlns:w16cex="http://schemas.microsoft.com/office/word/2018/wordml/cex" xmlns:w16cid="http://schemas.microsoft.com/office/word/2016/wordml/cid" xmlns:w16="http://schemas.microsoft.com/office/word/2018/wordml" xmlns:w16du="http://schemas.microsoft.com/office/word/2023/wordml/word16du" xmlns:w16sdtdh="http://schemas.microsoft.com/office/word/2020/wordml/sdtdatahash" xmlns:w16sdtfl="http://schemas.microsoft.com/office/word/2024/wordml/sdtformatlock" xmlns:w16se="http://schemas.microsoft.com/office/word/2015/wordml/symex" xmlns:wpg="http://schemas.microsoft.com/office/word/2010/wordprocessingGroup" xmlns:wpi="http://schemas.microsoft.com/office/word/2010/wordprocessingInk" xmlns:wne="http://schemas.microsoft.com/office/word/2006/wordml" xmlns:wps="http://schemas.microsoft.com/office/word/2010/wordprocessingShape" mc:Ignorable="w14 w15 w16se w16cid w16 w16cex w16sdtdh w16sdtfl w16du wp14">
   <w:p>
     <w:pPr>
       <w:pBdr>
@@ -4633,8 +4543,33 @@
 </w:ftr>
 </file>
 
+<file path=word/footnotes.xml><?xml version="1.0" encoding="utf-8"?>
+<w:footnotes xmlns:wpc="http://schemas.microsoft.com/office/word/2010/wordprocessingCanvas" xmlns:cx="http://schemas.microsoft.com/office/drawing/2014/chartex" xmlns:cx1="http://schemas.microsoft.com/office/drawing/2015/9/8/chartex" xmlns:cx2="http://schemas.microsoft.com/office/drawing/2015/10/21/chartex" xmlns:cx3="http://schemas.microsoft.com/office/drawing/2016/5/9/chartex" xmlns:cx4="http://schemas.microsoft.com/office/drawing/2016/5/10/chartex" xmlns:cx5="http://schemas.microsoft.com/office/drawing/2016/5/11/chartex" xmlns:cx6="http://schemas.microsoft.com/office/drawing/2016/5/12/chartex" xmlns:cx7="http://schemas.microsoft.com/office/drawing/2016/5/13/chartex" xmlns:cx8="http://schemas.microsoft.com/office/drawing/2016/5/14/chartex" xmlns:mc="http://schemas.openxmlformats.org/markup-compatibility/2006" xmlns:aink="http://schemas.microsoft.com/office/drawing/2016/ink" xmlns:am3d="http://schemas.microsoft.com/office/drawing/2017/model3d" xmlns:o="urn:schemas-microsoft-com:office:office" xmlns:oel="http://schemas.microsoft.com/office/2019/extlst" xmlns:r="http://schemas.openxmlformats.org/officeDocument/2006/relationships" xmlns:m="http://schemas.openxmlformats.org/officeDocument/2006/math" xmlns:v="urn:schemas-microsoft-com:vml" xmlns:wp14="http://schemas.microsoft.com/office/word/2010/wordprocessingDrawing" xmlns:wp="http://schemas.openxmlformats.org/drawingml/2006/wordprocessingDrawing" xmlns:w10="urn:schemas-microsoft-com:office:word" xmlns:w="http://schemas.openxmlformats.org/wordprocessingml/2006/main" xmlns:w14="http://schemas.microsoft.com/office/word/2010/wordml" xmlns:w15="http://schemas.microsoft.com/office/word/2012/wordml" xmlns:w16cex="http://schemas.microsoft.com/office/word/2018/wordml/cex" xmlns:w16cid="http://schemas.microsoft.com/office/word/2016/wordml/cid" xmlns:w16="http://schemas.microsoft.com/office/word/2018/wordml" xmlns:w16du="http://schemas.microsoft.com/office/word/2023/wordml/word16du" xmlns:w16sdtdh="http://schemas.microsoft.com/office/word/2020/wordml/sdtdatahash" xmlns:w16sdtfl="http://schemas.microsoft.com/office/word/2024/wordml/sdtformatlock" xmlns:w16se="http://schemas.microsoft.com/office/word/2015/wordml/symex" xmlns:wpg="http://schemas.microsoft.com/office/word/2010/wordprocessingGroup" xmlns:wpi="http://schemas.microsoft.com/office/word/2010/wordprocessingInk" xmlns:wne="http://schemas.microsoft.com/office/word/2006/wordml" xmlns:wps="http://schemas.microsoft.com/office/word/2010/wordprocessingShape" mc:Ignorable="w14 w15 w16se w16cid w16 w16cex w16sdtdh w16sdtfl w16du wp14">
+  <w:footnote w:type="separator" w:id="-1">
+    <w:p>
+      <w:pPr>
+        <w:spacing w:line="240" w:lineRule="auto"/>
+      </w:pPr>
+      <w:r>
+        <w:separator/>
+      </w:r>
+    </w:p>
+  </w:footnote>
+  <w:footnote w:type="continuationSeparator" w:id="0">
+    <w:p>
+      <w:pPr>
+        <w:spacing w:line="240" w:lineRule="auto"/>
+      </w:pPr>
+      <w:r>
+        <w:continuationSeparator/>
+      </w:r>
+    </w:p>
+  </w:footnote>
+</w:footnotes>
+</file>
+
 <file path=word/header1.xml><?xml version="1.0" encoding="utf-8"?>
-<w:hdr xmlns:wpc="http://schemas.microsoft.com/office/word/2010/wordprocessingCanvas" xmlns:cx="http://schemas.microsoft.com/office/drawing/2014/chartex" xmlns:cx1="http://schemas.microsoft.com/office/drawing/2015/9/8/chartex" xmlns:cx2="http://schemas.microsoft.com/office/drawing/2015/10/21/chartex" xmlns:cx3="http://schemas.microsoft.com/office/drawing/2016/5/9/chartex" xmlns:cx4="http://schemas.microsoft.com/office/drawing/2016/5/10/chartex" xmlns:cx5="http://schemas.microsoft.com/office/drawing/2016/5/11/chartex" xmlns:cx6="http://schemas.microsoft.com/office/drawing/2016/5/12/chartex" xmlns:cx7="http://schemas.microsoft.com/office/drawing/2016/5/13/chartex" xmlns:cx8="http://schemas.microsoft.com/office/drawing/2016/5/14/chartex" xmlns:mc="http://schemas.openxmlformats.org/markup-compatibility/2006" xmlns:aink="http://schemas.microsoft.com/office/drawing/2016/ink" xmlns:am3d="http://schemas.microsoft.com/office/drawing/2017/model3d" xmlns:o="urn:schemas-microsoft-com:office:office" xmlns:r="http://schemas.openxmlformats.org/officeDocument/2006/relationships" xmlns:m="http://schemas.openxmlformats.org/officeDocument/2006/math" xmlns:v="urn:schemas-microsoft-com:vml" xmlns:wp14="http://schemas.microsoft.com/office/word/2010/wordprocessingDrawing" xmlns:wp="http://schemas.openxmlformats.org/drawingml/2006/wordprocessingDrawing" xmlns:w10="urn:schemas-microsoft-com:office:word" xmlns:w="http://schemas.openxmlformats.org/wordprocessingml/2006/main" xmlns:w14="http://schemas.microsoft.com/office/word/2010/wordml" xmlns:w15="http://schemas.microsoft.com/office/word/2012/wordml" xmlns:w16cex="http://schemas.microsoft.com/office/word/2018/wordml/cex" xmlns:w16cid="http://schemas.microsoft.com/office/word/2016/wordml/cid" xmlns:w16="http://schemas.microsoft.com/office/word/2018/wordml" xmlns:w16se="http://schemas.microsoft.com/office/word/2015/wordml/symex" xmlns:wpg="http://schemas.microsoft.com/office/word/2010/wordprocessingGroup" xmlns:wpi="http://schemas.microsoft.com/office/word/2010/wordprocessingInk" xmlns:wne="http://schemas.microsoft.com/office/word/2006/wordml" xmlns:wps="http://schemas.microsoft.com/office/word/2010/wordprocessingShape" mc:Ignorable="w14 w15 w16se w16cid w16 w16cex wp14">
+<w:hdr xmlns:wpc="http://schemas.microsoft.com/office/word/2010/wordprocessingCanvas" xmlns:cx="http://schemas.microsoft.com/office/drawing/2014/chartex" xmlns:cx1="http://schemas.microsoft.com/office/drawing/2015/9/8/chartex" xmlns:cx2="http://schemas.microsoft.com/office/drawing/2015/10/21/chartex" xmlns:cx3="http://schemas.microsoft.com/office/drawing/2016/5/9/chartex" xmlns:cx4="http://schemas.microsoft.com/office/drawing/2016/5/10/chartex" xmlns:cx5="http://schemas.microsoft.com/office/drawing/2016/5/11/chartex" xmlns:cx6="http://schemas.microsoft.com/office/drawing/2016/5/12/chartex" xmlns:cx7="http://schemas.microsoft.com/office/drawing/2016/5/13/chartex" xmlns:cx8="http://schemas.microsoft.com/office/drawing/2016/5/14/chartex" xmlns:mc="http://schemas.openxmlformats.org/markup-compatibility/2006" xmlns:aink="http://schemas.microsoft.com/office/drawing/2016/ink" xmlns:am3d="http://schemas.microsoft.com/office/drawing/2017/model3d" xmlns:o="urn:schemas-microsoft-com:office:office" xmlns:oel="http://schemas.microsoft.com/office/2019/extlst" xmlns:r="http://schemas.openxmlformats.org/officeDocument/2006/relationships" xmlns:m="http://schemas.openxmlformats.org/officeDocument/2006/math" xmlns:v="urn:schemas-microsoft-com:vml" xmlns:wp14="http://schemas.microsoft.com/office/word/2010/wordprocessingDrawing" xmlns:wp="http://schemas.openxmlformats.org/drawingml/2006/wordprocessingDrawing" xmlns:w10="urn:schemas-microsoft-com:office:word" xmlns:w="http://schemas.openxmlformats.org/wordprocessingml/2006/main" xmlns:w14="http://schemas.microsoft.com/office/word/2010/wordml" xmlns:w15="http://schemas.microsoft.com/office/word/2012/wordml" xmlns:w16cex="http://schemas.microsoft.com/office/word/2018/wordml/cex" xmlns:w16cid="http://schemas.microsoft.com/office/word/2016/wordml/cid" xmlns:w16="http://schemas.microsoft.com/office/word/2018/wordml" xmlns:w16du="http://schemas.microsoft.com/office/word/2023/wordml/word16du" xmlns:w16sdtdh="http://schemas.microsoft.com/office/word/2020/wordml/sdtdatahash" xmlns:w16sdtfl="http://schemas.microsoft.com/office/word/2024/wordml/sdtformatlock" xmlns:w16se="http://schemas.microsoft.com/office/word/2015/wordml/symex" xmlns:wpg="http://schemas.microsoft.com/office/word/2010/wordprocessingGroup" xmlns:wpi="http://schemas.microsoft.com/office/word/2010/wordprocessingInk" xmlns:wne="http://schemas.microsoft.com/office/word/2006/wordml" xmlns:wps="http://schemas.microsoft.com/office/word/2010/wordprocessingShape" mc:Ignorable="w14 w15 w16se w16cid w16 w16cex w16sdtdh w16sdtfl w16du wp14">
   <w:p>
     <w:pPr>
       <w:pBdr>
@@ -4654,7 +4589,7 @@
 </file>
 
 <file path=word/numbering.xml><?xml version="1.0" encoding="utf-8"?>
-<w:numbering xmlns:wpc="http://schemas.microsoft.com/office/word/2010/wordprocessingCanvas" xmlns:cx="http://schemas.microsoft.com/office/drawing/2014/chartex" xmlns:cx1="http://schemas.microsoft.com/office/drawing/2015/9/8/chartex" xmlns:cx2="http://schemas.microsoft.com/office/drawing/2015/10/21/chartex" xmlns:cx3="http://schemas.microsoft.com/office/drawing/2016/5/9/chartex" xmlns:cx4="http://schemas.microsoft.com/office/drawing/2016/5/10/chartex" xmlns:cx5="http://schemas.microsoft.com/office/drawing/2016/5/11/chartex" xmlns:cx6="http://schemas.microsoft.com/office/drawing/2016/5/12/chartex" xmlns:cx7="http://schemas.microsoft.com/office/drawing/2016/5/13/chartex" xmlns:cx8="http://schemas.microsoft.com/office/drawing/2016/5/14/chartex" xmlns:mc="http://schemas.openxmlformats.org/markup-compatibility/2006" xmlns:aink="http://schemas.microsoft.com/office/drawing/2016/ink" xmlns:am3d="http://schemas.microsoft.com/office/drawing/2017/model3d" xmlns:o="urn:schemas-microsoft-com:office:office" xmlns:r="http://schemas.openxmlformats.org/officeDocument/2006/relationships" xmlns:m="http://schemas.openxmlformats.org/officeDocument/2006/math" xmlns:v="urn:schemas-microsoft-com:vml" xmlns:wp14="http://schemas.microsoft.com/office/word/2010/wordprocessingDrawing" xmlns:wp="http://schemas.openxmlformats.org/drawingml/2006/wordprocessingDrawing" xmlns:w10="urn:schemas-microsoft-com:office:word" xmlns:w="http://schemas.openxmlformats.org/wordprocessingml/2006/main" xmlns:w14="http://schemas.microsoft.com/office/word/2010/wordml" xmlns:w15="http://schemas.microsoft.com/office/word/2012/wordml" xmlns:w16cex="http://schemas.microsoft.com/office/word/2018/wordml/cex" xmlns:w16cid="http://schemas.microsoft.com/office/word/2016/wordml/cid" xmlns:w16="http://schemas.microsoft.com/office/word/2018/wordml" xmlns:w16se="http://schemas.microsoft.com/office/word/2015/wordml/symex" xmlns:wpg="http://schemas.microsoft.com/office/word/2010/wordprocessingGroup" xmlns:wpi="http://schemas.microsoft.com/office/word/2010/wordprocessingInk" xmlns:wne="http://schemas.microsoft.com/office/word/2006/wordml" xmlns:wps="http://schemas.microsoft.com/office/word/2010/wordprocessingShape" mc:Ignorable="w14 w15 w16se w16cid w16 w16cex wp14">
+<w:numbering xmlns:wpc="http://schemas.microsoft.com/office/word/2010/wordprocessingCanvas" xmlns:cx="http://schemas.microsoft.com/office/drawing/2014/chartex" xmlns:cx1="http://schemas.microsoft.com/office/drawing/2015/9/8/chartex" xmlns:cx2="http://schemas.microsoft.com/office/drawing/2015/10/21/chartex" xmlns:cx3="http://schemas.microsoft.com/office/drawing/2016/5/9/chartex" xmlns:cx4="http://schemas.microsoft.com/office/drawing/2016/5/10/chartex" xmlns:cx5="http://schemas.microsoft.com/office/drawing/2016/5/11/chartex" xmlns:cx6="http://schemas.microsoft.com/office/drawing/2016/5/12/chartex" xmlns:cx7="http://schemas.microsoft.com/office/drawing/2016/5/13/chartex" xmlns:cx8="http://schemas.microsoft.com/office/drawing/2016/5/14/chartex" xmlns:mc="http://schemas.openxmlformats.org/markup-compatibility/2006" xmlns:aink="http://schemas.microsoft.com/office/drawing/2016/ink" xmlns:am3d="http://schemas.microsoft.com/office/drawing/2017/model3d" xmlns:o="urn:schemas-microsoft-com:office:office" xmlns:oel="http://schemas.microsoft.com/office/2019/extlst" xmlns:r="http://schemas.openxmlformats.org/officeDocument/2006/relationships" xmlns:m="http://schemas.openxmlformats.org/officeDocument/2006/math" xmlns:v="urn:schemas-microsoft-com:vml" xmlns:wp14="http://schemas.microsoft.com/office/word/2010/wordprocessingDrawing" xmlns:wp="http://schemas.openxmlformats.org/drawingml/2006/wordprocessingDrawing" xmlns:w10="urn:schemas-microsoft-com:office:word" xmlns:w="http://schemas.openxmlformats.org/wordprocessingml/2006/main" xmlns:w14="http://schemas.microsoft.com/office/word/2010/wordml" xmlns:w15="http://schemas.microsoft.com/office/word/2012/wordml" xmlns:w16cex="http://schemas.microsoft.com/office/word/2018/wordml/cex" xmlns:w16cid="http://schemas.microsoft.com/office/word/2016/wordml/cid" xmlns:w16="http://schemas.microsoft.com/office/word/2018/wordml" xmlns:w16du="http://schemas.microsoft.com/office/word/2023/wordml/word16du" xmlns:w16sdtdh="http://schemas.microsoft.com/office/word/2020/wordml/sdtdatahash" xmlns:w16sdtfl="http://schemas.microsoft.com/office/word/2024/wordml/sdtformatlock" xmlns:w16se="http://schemas.microsoft.com/office/word/2015/wordml/symex" xmlns:wpg="http://schemas.microsoft.com/office/word/2010/wordprocessingGroup" xmlns:wpi="http://schemas.microsoft.com/office/word/2010/wordprocessingInk" xmlns:wne="http://schemas.microsoft.com/office/word/2006/wordml" xmlns:wps="http://schemas.microsoft.com/office/word/2010/wordprocessingShape" mc:Ignorable="w14 w15 w16se w16cid w16 w16cex w16sdtdh w16sdtfl w16du wp14">
   <w:abstractNum w:abstractNumId="0" w15:restartNumberingAfterBreak="0">
     <w:nsid w:val="01D61477"/>
     <w:multiLevelType w:val="multilevel"/>
@@ -6053,50 +5988,50 @@
       </w:rPr>
     </w:lvl>
   </w:abstractNum>
-  <w:num w:numId="1">
+  <w:num w:numId="1" w16cid:durableId="1211117276">
     <w:abstractNumId w:val="11"/>
   </w:num>
-  <w:num w:numId="2">
+  <w:num w:numId="2" w16cid:durableId="1602570152">
     <w:abstractNumId w:val="6"/>
   </w:num>
-  <w:num w:numId="3">
+  <w:num w:numId="3" w16cid:durableId="1396507277">
     <w:abstractNumId w:val="1"/>
   </w:num>
-  <w:num w:numId="4">
+  <w:num w:numId="4" w16cid:durableId="2089495216">
     <w:abstractNumId w:val="5"/>
   </w:num>
-  <w:num w:numId="5">
+  <w:num w:numId="5" w16cid:durableId="1164509690">
     <w:abstractNumId w:val="0"/>
   </w:num>
-  <w:num w:numId="6">
+  <w:num w:numId="6" w16cid:durableId="1161385016">
     <w:abstractNumId w:val="7"/>
   </w:num>
-  <w:num w:numId="7">
+  <w:num w:numId="7" w16cid:durableId="654991825">
     <w:abstractNumId w:val="8"/>
   </w:num>
-  <w:num w:numId="8">
+  <w:num w:numId="8" w16cid:durableId="2133742904">
     <w:abstractNumId w:val="9"/>
   </w:num>
-  <w:num w:numId="9">
+  <w:num w:numId="9" w16cid:durableId="187332482">
     <w:abstractNumId w:val="10"/>
   </w:num>
-  <w:num w:numId="10">
+  <w:num w:numId="10" w16cid:durableId="1612742596">
     <w:abstractNumId w:val="12"/>
   </w:num>
-  <w:num w:numId="11">
+  <w:num w:numId="11" w16cid:durableId="1172376139">
     <w:abstractNumId w:val="3"/>
   </w:num>
-  <w:num w:numId="12">
+  <w:num w:numId="12" w16cid:durableId="1886411064">
     <w:abstractNumId w:val="2"/>
   </w:num>
-  <w:num w:numId="13">
+  <w:num w:numId="13" w16cid:durableId="661129945">
     <w:abstractNumId w:val="4"/>
   </w:num>
 </w:numbering>
 </file>
 
 <file path=word/styles.xml><?xml version="1.0" encoding="utf-8"?>
-<w:styles xmlns:mc="http://schemas.openxmlformats.org/markup-compatibility/2006" xmlns:r="http://schemas.openxmlformats.org/officeDocument/2006/relationships" xmlns:w="http://schemas.openxmlformats.org/wordprocessingml/2006/main" xmlns:w14="http://schemas.microsoft.com/office/word/2010/wordml" xmlns:w15="http://schemas.microsoft.com/office/word/2012/wordml" xmlns:w16cex="http://schemas.microsoft.com/office/word/2018/wordml/cex" xmlns:w16cid="http://schemas.microsoft.com/office/word/2016/wordml/cid" xmlns:w16="http://schemas.microsoft.com/office/word/2018/wordml" xmlns:w16se="http://schemas.microsoft.com/office/word/2015/wordml/symex" mc:Ignorable="w14 w15 w16se w16cid w16 w16cex">
+<w:styles xmlns:mc="http://schemas.openxmlformats.org/markup-compatibility/2006" xmlns:r="http://schemas.openxmlformats.org/officeDocument/2006/relationships" xmlns:w="http://schemas.openxmlformats.org/wordprocessingml/2006/main" xmlns:w14="http://schemas.microsoft.com/office/word/2010/wordml" xmlns:w15="http://schemas.microsoft.com/office/word/2012/wordml" xmlns:w16cex="http://schemas.microsoft.com/office/word/2018/wordml/cex" xmlns:w16cid="http://schemas.microsoft.com/office/word/2016/wordml/cid" xmlns:w16="http://schemas.microsoft.com/office/word/2018/wordml" xmlns:w16du="http://schemas.microsoft.com/office/word/2023/wordml/word16du" xmlns:w16sdtdh="http://schemas.microsoft.com/office/word/2020/wordml/sdtdatahash" xmlns:w16sdtfl="http://schemas.microsoft.com/office/word/2024/wordml/sdtformatlock" xmlns:w16se="http://schemas.microsoft.com/office/word/2015/wordml/symex" mc:Ignorable="w14 w15 w16se w16cid w16 w16cex w16sdtdh w16sdtfl w16du">
   <w:docDefaults>
     <w:rPrDefault>
       <w:rPr>
